--- a/software_design_document.docx
+++ b/software_design_document.docx
@@ -170,6 +170,90 @@
           <w:rFonts w:eastAsia="Times New Roman"/>
         </w:rPr>
       </w:pPr>
+    </w:p>
+    <w:p>
+      <w:pPr>
+        <w:rPr>
+          <w:rFonts w:eastAsia="Times New Roman"/>
+        </w:rPr>
+      </w:pPr>
+    </w:p>
+    <w:p>
+      <w:pPr>
+        <w:rPr>
+          <w:rFonts w:eastAsia="Times New Roman"/>
+        </w:rPr>
+      </w:pPr>
+    </w:p>
+    <w:p>
+      <w:pPr>
+        <w:rPr>
+          <w:rFonts w:eastAsia="Times New Roman"/>
+        </w:rPr>
+      </w:pPr>
+    </w:p>
+    <w:p>
+      <w:pPr>
+        <w:rPr>
+          <w:rFonts w:eastAsia="Times New Roman"/>
+        </w:rPr>
+      </w:pPr>
+    </w:p>
+    <w:p>
+      <w:pPr>
+        <w:rPr>
+          <w:rFonts w:eastAsia="Times New Roman"/>
+        </w:rPr>
+      </w:pPr>
+    </w:p>
+    <w:p>
+      <w:pPr>
+        <w:rPr>
+          <w:rFonts w:eastAsia="Times New Roman"/>
+        </w:rPr>
+      </w:pPr>
+    </w:p>
+    <w:p>
+      <w:pPr>
+        <w:rPr>
+          <w:rFonts w:eastAsia="Times New Roman"/>
+        </w:rPr>
+      </w:pPr>
+    </w:p>
+    <w:p>
+      <w:pPr>
+        <w:rPr>
+          <w:rFonts w:eastAsia="Times New Roman"/>
+        </w:rPr>
+      </w:pPr>
+    </w:p>
+    <w:p>
+      <w:pPr>
+        <w:rPr>
+          <w:rFonts w:eastAsia="Times New Roman"/>
+        </w:rPr>
+      </w:pPr>
+    </w:p>
+    <w:p>
+      <w:pPr>
+        <w:rPr>
+          <w:rFonts w:eastAsia="Times New Roman"/>
+        </w:rPr>
+      </w:pPr>
+    </w:p>
+    <w:p>
+      <w:pPr>
+        <w:rPr>
+          <w:rFonts w:eastAsia="Times New Roman"/>
+        </w:rPr>
+      </w:pPr>
+    </w:p>
+    <w:p>
+      <w:pPr>
+        <w:rPr>
+          <w:rFonts w:eastAsia="Times New Roman"/>
+        </w:rPr>
+      </w:pPr>
       <w:r>
         <w:rPr>
           <w:rFonts w:eastAsia="Times New Roman"/>
@@ -190,6 +274,7 @@
         <w:rPr>
           <w:rFonts w:eastAsia="Times New Roman"/>
         </w:rPr>
+        <w:lastRenderedPageBreak/>
         <w:t>1.0 Introduction</w:t>
       </w:r>
     </w:p>
@@ -226,7 +311,6 @@
         <w:rPr>
           <w:rFonts w:eastAsia="Times New Roman"/>
         </w:rPr>
-        <w:lastRenderedPageBreak/>
         <w:t>1.2 Background and Objectives</w:t>
       </w:r>
     </w:p>
@@ -926,6 +1010,7 @@
               <w:rPr>
                 <w:rFonts w:eastAsia="Times New Roman"/>
               </w:rPr>
+              <w:lastRenderedPageBreak/>
               <w:t>Segment</w:t>
             </w:r>
           </w:p>
@@ -1172,7 +1257,6 @@
         <w:rPr>
           <w:rFonts w:eastAsia="Times New Roman"/>
         </w:rPr>
-        <w:lastRenderedPageBreak/>
         <w:t>2.0 System Overview</w:t>
       </w:r>
     </w:p>
@@ -1498,6 +1582,7 @@
         <w:pStyle w:val="NormalWeb"/>
       </w:pPr>
       <w:r>
+        <w:lastRenderedPageBreak/>
         <w:t xml:space="preserve">Interprets raw model output into user-facing </w:t>
       </w:r>
       <w:proofErr w:type="gramStart"/>
@@ -1565,7 +1650,6 @@
         <w:rPr>
           <w:rFonts w:eastAsia="Times New Roman"/>
         </w:rPr>
-        <w:lastRenderedPageBreak/>
         <w:t>3.0 System Architecture</w:t>
       </w:r>
     </w:p>
@@ -2072,6 +2156,7 @@
           <w:rStyle w:val="Strong"/>
           <w:rFonts w:eastAsia="Times New Roman"/>
         </w:rPr>
+        <w:lastRenderedPageBreak/>
         <w:t>FastAPI</w:t>
       </w:r>
       <w:proofErr w:type="spellEnd"/>
@@ -2244,7 +2329,6 @@
         <w:rPr>
           <w:rFonts w:eastAsia="Times New Roman"/>
         </w:rPr>
-        <w:lastRenderedPageBreak/>
         <w:t>4.0 Data Design</w:t>
       </w:r>
     </w:p>
@@ -2879,6 +2963,7 @@
               <w:rPr>
                 <w:rFonts w:eastAsia="Times New Roman"/>
               </w:rPr>
+              <w:lastRenderedPageBreak/>
               <w:t>Trained Model</w:t>
             </w:r>
           </w:p>
@@ -3443,7 +3528,6 @@
                 <w:b/>
                 <w:bCs/>
               </w:rPr>
-              <w:lastRenderedPageBreak/>
               <w:t>Store</w:t>
             </w:r>
           </w:p>
@@ -3973,6 +4057,7 @@
         <w:rPr>
           <w:rStyle w:val="Strong"/>
         </w:rPr>
+        <w:lastRenderedPageBreak/>
         <w:t>Results UI Component</w:t>
       </w:r>
       <w:r>
@@ -4218,36 +4303,746 @@
         <w:rPr>
           <w:rStyle w:val="Strong"/>
         </w:rPr>
+        <w:t>Inference Orchestrator</w:t>
+      </w:r>
+      <w:r>
+        <w:t xml:space="preserve"> - </w:t>
+      </w:r>
+      <w:proofErr w:type="gramStart"/>
+      <w:r>
+        <w:t>Responsibility:</w:t>
+      </w:r>
+      <w:proofErr w:type="gramEnd"/>
+      <w:r>
+        <w:t xml:space="preserve"> coordinates the ML pipeline end to end. - Key methods: - </w:t>
+      </w:r>
+      <w:proofErr w:type="spellStart"/>
+      <w:r>
+        <w:rPr>
+          <w:rStyle w:val="HTMLCode"/>
+        </w:rPr>
+        <w:t>executeAnalysisPipeline</w:t>
+      </w:r>
+      <w:proofErr w:type="spellEnd"/>
+      <w:r>
+        <w:rPr>
+          <w:rStyle w:val="HTMLCode"/>
+        </w:rPr>
+        <w:t>(audio)</w:t>
+      </w:r>
+      <w:r>
+        <w:t xml:space="preserve">, cough gate → locate/cut 3 segments → feature extraction ×3 → CNN inference ×3 → vote aggregation → risk mapping. - </w:t>
+      </w:r>
+      <w:proofErr w:type="spellStart"/>
+      <w:proofErr w:type="gramStart"/>
+      <w:r>
+        <w:rPr>
+          <w:rStyle w:val="HTMLCode"/>
+        </w:rPr>
+        <w:t>monitorPerformanceMetrics</w:t>
+      </w:r>
+      <w:proofErr w:type="spellEnd"/>
+      <w:r>
+        <w:rPr>
+          <w:rStyle w:val="HTMLCode"/>
+        </w:rPr>
+        <w:t>(</w:t>
+      </w:r>
+      <w:proofErr w:type="gramEnd"/>
+      <w:r>
+        <w:rPr>
+          <w:rStyle w:val="HTMLCode"/>
+        </w:rPr>
+        <w:t>)</w:t>
+      </w:r>
+      <w:r>
+        <w:t xml:space="preserve">, per-stage latency logging. - </w:t>
+      </w:r>
+      <w:proofErr w:type="spellStart"/>
+      <w:proofErr w:type="gramStart"/>
+      <w:r>
+        <w:rPr>
+          <w:rStyle w:val="HTMLCode"/>
+        </w:rPr>
+        <w:t>handlePipelineErrors</w:t>
+      </w:r>
+      <w:proofErr w:type="spellEnd"/>
+      <w:r>
+        <w:rPr>
+          <w:rStyle w:val="HTMLCode"/>
+        </w:rPr>
+        <w:t>(</w:t>
+      </w:r>
+      <w:proofErr w:type="gramEnd"/>
+      <w:r>
+        <w:rPr>
+          <w:rStyle w:val="HTMLCode"/>
+        </w:rPr>
+        <w:t>)</w:t>
+      </w:r>
+      <w:r>
+        <w:t xml:space="preserve">, gate failure returns </w:t>
+      </w:r>
+      <w:proofErr w:type="gramStart"/>
+      <w:r>
+        <w:t>Inconclusive(</w:t>
+      </w:r>
+      <w:proofErr w:type="gramEnd"/>
+      <w:r>
+        <w:t>"cough not detected") as a 200-level result with reason; system problems return 5xx.</w:t>
+      </w:r>
+    </w:p>
+    <w:p>
+      <w:pPr>
+        <w:pStyle w:val="NormalWeb"/>
+      </w:pPr>
+      <w:r>
+        <w:rPr>
+          <w:rStyle w:val="Strong"/>
+        </w:rPr>
+        <w:t>Result Processor</w:t>
+      </w:r>
+      <w:r>
+        <w:t xml:space="preserve"> - Responsibility: interpretation and formatting of model output. - Key methods: - </w:t>
+      </w:r>
+      <w:proofErr w:type="spellStart"/>
+      <w:r>
+        <w:rPr>
+          <w:rStyle w:val="HTMLCode"/>
+        </w:rPr>
+        <w:t>interpretModelOutput</w:t>
+      </w:r>
+      <w:proofErr w:type="spellEnd"/>
+      <w:r>
+        <w:rPr>
+          <w:rStyle w:val="HTMLCode"/>
+        </w:rPr>
+        <w:t>(</w:t>
+      </w:r>
+      <w:proofErr w:type="spellStart"/>
+      <w:r>
+        <w:rPr>
+          <w:rStyle w:val="HTMLCode"/>
+        </w:rPr>
+        <w:t>voteResult</w:t>
+      </w:r>
+      <w:proofErr w:type="spellEnd"/>
+      <w:r>
+        <w:rPr>
+          <w:rStyle w:val="HTMLCode"/>
+        </w:rPr>
+        <w:t>)</w:t>
+      </w:r>
+      <w:r>
+        <w:t xml:space="preserve">, aggregated vote + mean sigmoid vector → risk level. - </w:t>
+      </w:r>
+      <w:proofErr w:type="spellStart"/>
+      <w:r>
+        <w:rPr>
+          <w:rStyle w:val="HTMLCode"/>
+        </w:rPr>
+        <w:t>applyConfidenceGate</w:t>
+      </w:r>
+      <w:proofErr w:type="spellEnd"/>
+      <w:r>
+        <w:rPr>
+          <w:rStyle w:val="HTMLCode"/>
+        </w:rPr>
+        <w:t>(confidence)</w:t>
+      </w:r>
+      <w:r>
+        <w:t xml:space="preserve">, below-threshold → Inconclusive. - </w:t>
+      </w:r>
+      <w:proofErr w:type="spellStart"/>
+      <w:r>
+        <w:rPr>
+          <w:rStyle w:val="HTMLCode"/>
+        </w:rPr>
+        <w:t>formatForDisplay</w:t>
+      </w:r>
+      <w:proofErr w:type="spellEnd"/>
+      <w:r>
+        <w:rPr>
+          <w:rStyle w:val="HTMLCode"/>
+        </w:rPr>
+        <w:t>(result)</w:t>
+      </w:r>
+      <w:r>
+        <w:t xml:space="preserve">, assemble the user-facing result object including </w:t>
+      </w:r>
+      <w:r>
+        <w:rPr>
+          <w:rStyle w:val="HTMLCode"/>
+        </w:rPr>
+        <w:t>vote</w:t>
+      </w:r>
+      <w:r>
+        <w:t xml:space="preserve"> and </w:t>
+      </w:r>
+      <w:proofErr w:type="spellStart"/>
+      <w:r>
+        <w:rPr>
+          <w:rStyle w:val="HTMLCode"/>
+        </w:rPr>
+        <w:t>per_cough</w:t>
+      </w:r>
+      <w:proofErr w:type="spellEnd"/>
+      <w:r>
+        <w:t>.</w:t>
+      </w:r>
+    </w:p>
+    <w:p>
+      <w:pPr>
+        <w:pStyle w:val="Heading3"/>
+        <w:rPr>
+          <w:rFonts w:eastAsia="Times New Roman"/>
+        </w:rPr>
+      </w:pPr>
+      <w:r>
+        <w:rPr>
+          <w:rFonts w:eastAsia="Times New Roman"/>
+        </w:rPr>
+        <w:t>5.3 Machine Learning Layer Components</w:t>
+      </w:r>
+    </w:p>
+    <w:p>
+      <w:pPr>
+        <w:pStyle w:val="NormalWeb"/>
+      </w:pPr>
+      <w:r>
+        <w:rPr>
+          <w:rStyle w:val="Strong"/>
+        </w:rPr>
+        <w:t>Model Loader</w:t>
+      </w:r>
+      <w:r>
+        <w:t xml:space="preserve"> - Responsibility: model lifecycle on the server. - Key methods: - </w:t>
+      </w:r>
+      <w:proofErr w:type="spellStart"/>
+      <w:proofErr w:type="gramStart"/>
+      <w:r>
+        <w:rPr>
+          <w:rStyle w:val="HTMLCode"/>
+        </w:rPr>
+        <w:t>loadModel</w:t>
+      </w:r>
+      <w:proofErr w:type="spellEnd"/>
+      <w:r>
+        <w:rPr>
+          <w:rStyle w:val="HTMLCode"/>
+        </w:rPr>
+        <w:t>(</w:t>
+      </w:r>
+      <w:proofErr w:type="gramEnd"/>
+      <w:r>
+        <w:rPr>
+          <w:rStyle w:val="HTMLCode"/>
+        </w:rPr>
+        <w:t>)</w:t>
+      </w:r>
+      <w:r>
+        <w:t xml:space="preserve">, load </w:t>
+      </w:r>
+      <w:r>
+        <w:rPr>
+          <w:rStyle w:val="HTMLCode"/>
+        </w:rPr>
+        <w:t>.pt</w:t>
+      </w:r>
+      <w:r>
+        <w:t xml:space="preserve"> (</w:t>
+      </w:r>
+      <w:proofErr w:type="gramStart"/>
+      <w:r>
+        <w:t xml:space="preserve">or </w:t>
+      </w:r>
+      <w:r>
+        <w:rPr>
+          <w:rStyle w:val="HTMLCode"/>
+        </w:rPr>
+        <w:t>.</w:t>
+      </w:r>
+      <w:proofErr w:type="spellStart"/>
+      <w:r>
+        <w:rPr>
+          <w:rStyle w:val="HTMLCode"/>
+        </w:rPr>
+        <w:t>onnx</w:t>
+      </w:r>
+      <w:proofErr w:type="spellEnd"/>
+      <w:proofErr w:type="gramEnd"/>
+      <w:r>
+        <w:t xml:space="preserve">) once at startup. - </w:t>
+      </w:r>
+      <w:proofErr w:type="spellStart"/>
+      <w:proofErr w:type="gramStart"/>
+      <w:r>
+        <w:rPr>
+          <w:rStyle w:val="HTMLCode"/>
+        </w:rPr>
+        <w:t>verifyModelIntegrity</w:t>
+      </w:r>
+      <w:proofErr w:type="spellEnd"/>
+      <w:r>
+        <w:rPr>
+          <w:rStyle w:val="HTMLCode"/>
+        </w:rPr>
+        <w:t>(</w:t>
+      </w:r>
+      <w:proofErr w:type="gramEnd"/>
+      <w:r>
+        <w:rPr>
+          <w:rStyle w:val="HTMLCode"/>
+        </w:rPr>
+        <w:t>)</w:t>
+      </w:r>
+      <w:r>
+        <w:t xml:space="preserve">, checksum + smoke-test inference on a reference tensor. - </w:t>
+      </w:r>
+      <w:proofErr w:type="spellStart"/>
+      <w:proofErr w:type="gramStart"/>
+      <w:r>
+        <w:rPr>
+          <w:rStyle w:val="HTMLCode"/>
+        </w:rPr>
+        <w:t>optimizeInferenceSettings</w:t>
+      </w:r>
+      <w:proofErr w:type="spellEnd"/>
+      <w:r>
+        <w:rPr>
+          <w:rStyle w:val="HTMLCode"/>
+        </w:rPr>
+        <w:t>(</w:t>
+      </w:r>
+      <w:proofErr w:type="gramEnd"/>
+      <w:r>
+        <w:rPr>
+          <w:rStyle w:val="HTMLCode"/>
+        </w:rPr>
+        <w:t>)</w:t>
+      </w:r>
+      <w:r>
+        <w:t xml:space="preserve">, </w:t>
+      </w:r>
+      <w:proofErr w:type="gramStart"/>
+      <w:r>
+        <w:rPr>
+          <w:rStyle w:val="HTMLCode"/>
+        </w:rPr>
+        <w:t>eval(</w:t>
+      </w:r>
+      <w:proofErr w:type="gramEnd"/>
+      <w:r>
+        <w:rPr>
+          <w:rStyle w:val="HTMLCode"/>
+        </w:rPr>
+        <w:t>)</w:t>
+      </w:r>
+      <w:r>
+        <w:t xml:space="preserve"> mode, </w:t>
+      </w:r>
+      <w:proofErr w:type="spellStart"/>
+      <w:proofErr w:type="gramStart"/>
+      <w:r>
+        <w:rPr>
+          <w:rStyle w:val="HTMLCode"/>
+        </w:rPr>
+        <w:t>torch.inference</w:t>
+      </w:r>
+      <w:proofErr w:type="gramEnd"/>
+      <w:r>
+        <w:rPr>
+          <w:rStyle w:val="HTMLCode"/>
+        </w:rPr>
+        <w:t>_</w:t>
+      </w:r>
+      <w:proofErr w:type="gramStart"/>
+      <w:r>
+        <w:rPr>
+          <w:rStyle w:val="HTMLCode"/>
+        </w:rPr>
+        <w:t>mode</w:t>
+      </w:r>
+      <w:proofErr w:type="spellEnd"/>
+      <w:r>
+        <w:rPr>
+          <w:rStyle w:val="HTMLCode"/>
+        </w:rPr>
+        <w:t>(</w:t>
+      </w:r>
+      <w:proofErr w:type="gramEnd"/>
+      <w:r>
+        <w:rPr>
+          <w:rStyle w:val="HTMLCode"/>
+        </w:rPr>
+        <w:t>)</w:t>
+      </w:r>
+      <w:r>
+        <w:t>, optional half-precision on GPU.</w:t>
+      </w:r>
+    </w:p>
+    <w:p>
+      <w:pPr>
+        <w:pStyle w:val="NormalWeb"/>
+      </w:pPr>
+      <w:r>
+        <w:rPr>
+          <w:rStyle w:val="Strong"/>
+        </w:rPr>
+        <w:t>Cough Presence Detector</w:t>
+      </w:r>
+      <w:r>
+        <w:t xml:space="preserve"> - Responsibility: reject non-cough audio </w:t>
+      </w:r>
+      <w:r>
+        <w:rPr>
+          <w:rStyle w:val="Emphasis"/>
+        </w:rPr>
+        <w:t>before</w:t>
+      </w:r>
+      <w:r>
+        <w:t xml:space="preserve"> any segmentation work. - Key methods: - </w:t>
+      </w:r>
+      <w:proofErr w:type="spellStart"/>
+      <w:proofErr w:type="gramStart"/>
+      <w:r>
+        <w:rPr>
+          <w:rStyle w:val="HTMLCode"/>
+        </w:rPr>
+        <w:t>loadDetector</w:t>
+      </w:r>
+      <w:proofErr w:type="spellEnd"/>
+      <w:r>
+        <w:rPr>
+          <w:rStyle w:val="HTMLCode"/>
+        </w:rPr>
+        <w:t>(</w:t>
+      </w:r>
+      <w:proofErr w:type="gramEnd"/>
+      <w:r>
+        <w:rPr>
+          <w:rStyle w:val="HTMLCode"/>
+        </w:rPr>
+        <w:t>)</w:t>
+      </w:r>
+      <w:r>
+        <w:t xml:space="preserve">, load the pretrained </w:t>
+      </w:r>
+      <w:proofErr w:type="spellStart"/>
+      <w:r>
+        <w:t>XGBoost</w:t>
+      </w:r>
+      <w:proofErr w:type="spellEnd"/>
+      <w:r>
+        <w:t xml:space="preserve"> cough/no-cough classifier shipped with the </w:t>
+      </w:r>
+      <w:proofErr w:type="spellStart"/>
+      <w:r>
+        <w:t>CoughVid</w:t>
+      </w:r>
+      <w:proofErr w:type="spellEnd"/>
+      <w:r>
+        <w:t xml:space="preserve"> repository (no training on our side). - </w:t>
+      </w:r>
+      <w:proofErr w:type="spellStart"/>
+      <w:r>
+        <w:rPr>
+          <w:rStyle w:val="HTMLCode"/>
+        </w:rPr>
+        <w:t>detectCough</w:t>
+      </w:r>
+      <w:proofErr w:type="spellEnd"/>
+      <w:r>
+        <w:rPr>
+          <w:rStyle w:val="HTMLCode"/>
+        </w:rPr>
+        <w:t>(clip)</w:t>
+      </w:r>
+      <w:r>
+        <w:t xml:space="preserve">, returns pass/fail + score; fail short-circuits the pipeline to </w:t>
+      </w:r>
+      <w:proofErr w:type="gramStart"/>
+      <w:r>
+        <w:t>Inconclusive(</w:t>
+      </w:r>
+      <w:proofErr w:type="gramEnd"/>
+      <w:r>
+        <w:t>"cough not detected").</w:t>
+      </w:r>
+    </w:p>
+    <w:p>
+      <w:pPr>
+        <w:pStyle w:val="NormalWeb"/>
+      </w:pPr>
+      <w:r>
+        <w:rPr>
+          <w:rStyle w:val="Strong"/>
+        </w:rPr>
         <w:lastRenderedPageBreak/>
-        <w:t>Inference Orchestrator</w:t>
-      </w:r>
-      <w:r>
-        <w:t xml:space="preserve"> - </w:t>
-      </w:r>
+        <w:t>Audio Preprocessor</w:t>
+      </w:r>
+      <w:r>
+        <w:t xml:space="preserve"> - Responsibility: raw clip → three analyzable segments. - Key methods: - </w:t>
+      </w:r>
+      <w:proofErr w:type="spellStart"/>
+      <w:r>
+        <w:rPr>
+          <w:rStyle w:val="HTMLCode"/>
+        </w:rPr>
+        <w:t>validateQuality</w:t>
+      </w:r>
+      <w:proofErr w:type="spellEnd"/>
+      <w:r>
+        <w:rPr>
+          <w:rStyle w:val="HTMLCode"/>
+        </w:rPr>
+        <w:t>(clip)</w:t>
+      </w:r>
+      <w:r>
+        <w:t xml:space="preserve">, SNR estimate, clipping ratio, duration bounds; fails → Inconclusive with reason. - </w:t>
+      </w:r>
+      <w:proofErr w:type="spellStart"/>
+      <w:r>
+        <w:rPr>
+          <w:rStyle w:val="HTMLCode"/>
+        </w:rPr>
+        <w:t>detectCoughEvents</w:t>
+      </w:r>
+      <w:proofErr w:type="spellEnd"/>
+      <w:r>
+        <w:rPr>
+          <w:rStyle w:val="HTMLCode"/>
+        </w:rPr>
+        <w:t>(clip)</w:t>
+      </w:r>
+      <w:r>
+        <w:t xml:space="preserve">, energy-based onset detection locating the cough events within the recording (expected: 3). - </w:t>
+      </w:r>
+      <w:proofErr w:type="spellStart"/>
+      <w:r>
+        <w:rPr>
+          <w:rStyle w:val="HTMLCode"/>
+        </w:rPr>
+        <w:t>extractSegments</w:t>
+      </w:r>
+      <w:proofErr w:type="spellEnd"/>
+      <w:r>
+        <w:rPr>
+          <w:rStyle w:val="HTMLCode"/>
+        </w:rPr>
+        <w:t>(clip)</w:t>
+      </w:r>
+      <w:r>
+        <w:t xml:space="preserve">, cut one fixed 1 s window per cough event, onset-centered (window length from the 98.5th-percentile length experiment; see §7.1); pad events shorter than 1 s. - </w:t>
+      </w:r>
+      <w:r>
+        <w:rPr>
+          <w:rStyle w:val="HTMLCode"/>
+        </w:rPr>
+        <w:t>normalize(segment)</w:t>
+      </w:r>
+      <w:r>
+        <w:t>, amplitude normalization and resampling to the training sample rate.</w:t>
+      </w:r>
+    </w:p>
+    <w:p>
+      <w:pPr>
+        <w:pStyle w:val="NormalWeb"/>
+      </w:pPr>
+      <w:r>
+        <w:rPr>
+          <w:rStyle w:val="Strong"/>
+        </w:rPr>
+        <w:t>Feature Extractor</w:t>
+      </w:r>
+      <w:r>
+        <w:t xml:space="preserve"> - Responsibility: segment → model input (runs once per segment, ×3). - Key methods: - </w:t>
+      </w:r>
+      <w:proofErr w:type="spellStart"/>
+      <w:r>
+        <w:rPr>
+          <w:rStyle w:val="HTMLCode"/>
+        </w:rPr>
+        <w:t>computeMelSpectrogram</w:t>
+      </w:r>
+      <w:proofErr w:type="spellEnd"/>
+      <w:r>
+        <w:rPr>
+          <w:rStyle w:val="HTMLCode"/>
+        </w:rPr>
+        <w:t>(segment)</w:t>
+      </w:r>
+      <w:r>
+        <w:t xml:space="preserve">, log-Mel power spectrogram. - </w:t>
+      </w:r>
+      <w:proofErr w:type="spellStart"/>
+      <w:r>
+        <w:rPr>
+          <w:rStyle w:val="HTMLCode"/>
+        </w:rPr>
+        <w:t>computeMFCCs</w:t>
+      </w:r>
+      <w:proofErr w:type="spellEnd"/>
+      <w:r>
+        <w:rPr>
+          <w:rStyle w:val="HTMLCode"/>
+        </w:rPr>
+        <w:t>(segment)</w:t>
+      </w:r>
+      <w:r>
+        <w:t xml:space="preserve">, cepstral coefficients from log-Mel energies. - </w:t>
+      </w:r>
+      <w:proofErr w:type="spellStart"/>
       <w:proofErr w:type="gramStart"/>
       <w:r>
-        <w:t>Responsibility:</w:t>
+        <w:rPr>
+          <w:rStyle w:val="HTMLCode"/>
+        </w:rPr>
+        <w:t>fuseFeatures</w:t>
+      </w:r>
+      <w:proofErr w:type="spellEnd"/>
+      <w:r>
+        <w:rPr>
+          <w:rStyle w:val="HTMLCode"/>
+        </w:rPr>
+        <w:t>(</w:t>
       </w:r>
       <w:proofErr w:type="gramEnd"/>
       <w:r>
-        <w:t xml:space="preserve"> coordinates the ML pipeline end to end. - Key methods: - </w:t>
-      </w:r>
-      <w:proofErr w:type="spellStart"/>
-      <w:r>
-        <w:rPr>
-          <w:rStyle w:val="HTMLCode"/>
-        </w:rPr>
-        <w:t>executeAnalysisPipeline</w:t>
-      </w:r>
-      <w:proofErr w:type="spellEnd"/>
-      <w:r>
-        <w:rPr>
-          <w:rStyle w:val="HTMLCode"/>
-        </w:rPr>
-        <w:t>(audio)</w:t>
-      </w:r>
-      <w:r>
-        <w:t xml:space="preserve">, cough gate → locate/cut 3 segments → feature extraction ×3 → CNN inference ×3 → vote aggregation → risk mapping. - </w:t>
+        <w:rPr>
+          <w:rStyle w:val="HTMLCode"/>
+        </w:rPr>
+        <w:t xml:space="preserve">mel, </w:t>
+      </w:r>
+      <w:proofErr w:type="spellStart"/>
+      <w:r>
+        <w:rPr>
+          <w:rStyle w:val="HTMLCode"/>
+        </w:rPr>
+        <w:t>mfcc</w:t>
+      </w:r>
+      <w:proofErr w:type="spellEnd"/>
+      <w:r>
+        <w:rPr>
+          <w:rStyle w:val="HTMLCode"/>
+        </w:rPr>
+        <w:t>)</w:t>
+      </w:r>
+      <w:r>
+        <w:t>, stack into the joint representation the classifier consumes (fusion point fixed at training time; see §7.2).</w:t>
+      </w:r>
+    </w:p>
+    <w:p>
+      <w:pPr>
+        <w:pStyle w:val="NormalWeb"/>
+      </w:pPr>
+      <w:r>
+        <w:rPr>
+          <w:rStyle w:val="Strong"/>
+        </w:rPr>
+        <w:t>Prediction Interpreter</w:t>
+      </w:r>
+      <w:r>
+        <w:t xml:space="preserve"> - Responsibility: model output → assessment. - Key methods: - </w:t>
+      </w:r>
+      <w:proofErr w:type="spellStart"/>
+      <w:r>
+        <w:rPr>
+          <w:rStyle w:val="HTMLCode"/>
+        </w:rPr>
+        <w:t>applySigmoid</w:t>
+      </w:r>
+      <w:proofErr w:type="spellEnd"/>
+      <w:r>
+        <w:rPr>
+          <w:rStyle w:val="HTMLCode"/>
+        </w:rPr>
+        <w:t>(logits)</w:t>
+      </w:r>
+      <w:r>
+        <w:t xml:space="preserve">, elementwise sigmoid over the 3 output logits (independent </w:t>
+      </w:r>
+      <w:proofErr w:type="spellStart"/>
+      <w:r>
+        <w:t>sigmoids</w:t>
+      </w:r>
+      <w:proofErr w:type="spellEnd"/>
+      <w:r>
+        <w:t xml:space="preserve">; they do </w:t>
+      </w:r>
+      <w:r>
+        <w:rPr>
+          <w:rStyle w:val="Strong"/>
+        </w:rPr>
+        <w:t>not</w:t>
+      </w:r>
+      <w:r>
+        <w:t xml:space="preserve"> sum to 1). - </w:t>
+      </w:r>
+      <w:proofErr w:type="spellStart"/>
+      <w:r>
+        <w:rPr>
+          <w:rStyle w:val="HTMLCode"/>
+        </w:rPr>
+        <w:t>classifyCough</w:t>
+      </w:r>
+      <w:proofErr w:type="spellEnd"/>
+      <w:r>
+        <w:rPr>
+          <w:rStyle w:val="HTMLCode"/>
+        </w:rPr>
+        <w:t>(logits)</w:t>
+      </w:r>
+      <w:r>
+        <w:t xml:space="preserve">, per-cough class = argmax of the 3 sigmoid outputs. - </w:t>
+      </w:r>
+      <w:proofErr w:type="spellStart"/>
+      <w:r>
+        <w:rPr>
+          <w:rStyle w:val="HTMLCode"/>
+        </w:rPr>
+        <w:t>aggregateVotes</w:t>
+      </w:r>
+      <w:proofErr w:type="spellEnd"/>
+      <w:r>
+        <w:rPr>
+          <w:rStyle w:val="HTMLCode"/>
+        </w:rPr>
+        <w:t>(</w:t>
+      </w:r>
+      <w:proofErr w:type="spellStart"/>
+      <w:r>
+        <w:rPr>
+          <w:rStyle w:val="HTMLCode"/>
+        </w:rPr>
+        <w:t>perCough</w:t>
+      </w:r>
+      <w:proofErr w:type="spellEnd"/>
+      <w:r>
+        <w:rPr>
+          <w:rStyle w:val="HTMLCode"/>
+        </w:rPr>
+        <w:t>)</w:t>
+      </w:r>
+      <w:r>
+        <w:t xml:space="preserve">, majority vote across the 3 coughs; 1-1-1 split → argmax of the mean sigmoid vector. - </w:t>
+      </w:r>
+      <w:proofErr w:type="spellStart"/>
+      <w:r>
+        <w:rPr>
+          <w:rStyle w:val="HTMLCode"/>
+        </w:rPr>
+        <w:t>calculateConfidence</w:t>
+      </w:r>
+      <w:proofErr w:type="spellEnd"/>
+      <w:r>
+        <w:rPr>
+          <w:rStyle w:val="HTMLCode"/>
+        </w:rPr>
+        <w:t>(vote)</w:t>
+      </w:r>
+      <w:r>
+        <w:t xml:space="preserve">, mean sigmoid value of the winning class across the 3 coughs; used by the confidence gate. - </w:t>
       </w:r>
       <w:proofErr w:type="spellStart"/>
       <w:proofErr w:type="gramStart"/>
@@ -4255,7 +5050,7 @@
         <w:rPr>
           <w:rStyle w:val="HTMLCode"/>
         </w:rPr>
-        <w:t>monitorPerformanceMetrics</w:t>
+        <w:t>assignRiskLevel</w:t>
       </w:r>
       <w:proofErr w:type="spellEnd"/>
       <w:r>
@@ -4269,10 +5064,76 @@
         <w:rPr>
           <w:rStyle w:val="HTMLCode"/>
         </w:rPr>
+        <w:t xml:space="preserve">vote, </w:t>
+      </w:r>
+      <w:proofErr w:type="spellStart"/>
+      <w:r>
+        <w:rPr>
+          <w:rStyle w:val="HTMLCode"/>
+        </w:rPr>
+        <w:t>meanSigmoid</w:t>
+      </w:r>
+      <w:proofErr w:type="spellEnd"/>
+      <w:r>
+        <w:rPr>
+          <w:rStyle w:val="HTMLCode"/>
+        </w:rPr>
         <w:t>)</w:t>
       </w:r>
       <w:r>
-        <w:t xml:space="preserve">, per-stage latency logging. - </w:t>
+        <w:t>, risk level from the vote winner (</w:t>
+      </w:r>
+      <w:proofErr w:type="spellStart"/>
+      <w:r>
+        <w:t>Negative→LOW</w:t>
+      </w:r>
+      <w:proofErr w:type="spellEnd"/>
+      <w:r>
+        <w:t xml:space="preserve">, </w:t>
+      </w:r>
+      <w:proofErr w:type="spellStart"/>
+      <w:r>
+        <w:t>Uncertain→MEDIUM</w:t>
+      </w:r>
+      <w:proofErr w:type="spellEnd"/>
+      <w:r>
+        <w:t xml:space="preserve">, </w:t>
+      </w:r>
+      <w:proofErr w:type="spellStart"/>
+      <w:r>
+        <w:t>Positive→split</w:t>
+      </w:r>
+      <w:proofErr w:type="spellEnd"/>
+      <w:r>
+        <w:t xml:space="preserve"> on mean Positive signal ≥0.65→HIGH else MEDIUM); see §7.3.</w:t>
+      </w:r>
+    </w:p>
+    <w:p>
+      <w:pPr>
+        <w:pStyle w:val="Heading3"/>
+        <w:rPr>
+          <w:rFonts w:eastAsia="Times New Roman"/>
+        </w:rPr>
+      </w:pPr>
+      <w:r>
+        <w:rPr>
+          <w:rFonts w:eastAsia="Times New Roman"/>
+        </w:rPr>
+        <w:t>5.4 Device and Persistence Layer Components</w:t>
+      </w:r>
+    </w:p>
+    <w:p>
+      <w:pPr>
+        <w:pStyle w:val="NormalWeb"/>
+      </w:pPr>
+      <w:r>
+        <w:rPr>
+          <w:rStyle w:val="Strong"/>
+        </w:rPr>
+        <w:t>Microphone Interface (browser)</w:t>
+      </w:r>
+      <w:r>
+        <w:t xml:space="preserve"> - Responsibility: device audio access abstraction. - Key methods: - </w:t>
       </w:r>
       <w:proofErr w:type="spellStart"/>
       <w:proofErr w:type="gramStart"/>
@@ -4280,7 +5141,7 @@
         <w:rPr>
           <w:rStyle w:val="HTMLCode"/>
         </w:rPr>
-        <w:t>handlePipelineErrors</w:t>
+        <w:t>acquireMicPermission</w:t>
       </w:r>
       <w:proofErr w:type="spellEnd"/>
       <w:r>
@@ -4297,15 +5158,68 @@
         <w:t>)</w:t>
       </w:r>
       <w:r>
-        <w:t xml:space="preserve">, gate failure returns </w:t>
-      </w:r>
+        <w:t xml:space="preserve">, </w:t>
+      </w:r>
+      <w:proofErr w:type="spellStart"/>
+      <w:r>
+        <w:rPr>
+          <w:rStyle w:val="HTMLCode"/>
+        </w:rPr>
+        <w:t>getUserMedia</w:t>
+      </w:r>
+      <w:proofErr w:type="spellEnd"/>
+      <w:r>
+        <w:t xml:space="preserve"> with graceful denial handling. - </w:t>
+      </w:r>
+      <w:proofErr w:type="spellStart"/>
       <w:proofErr w:type="gramStart"/>
       <w:r>
-        <w:t>Inconclusive(</w:t>
+        <w:rPr>
+          <w:rStyle w:val="HTMLCode"/>
+        </w:rPr>
+        <w:t>configureCapture</w:t>
+      </w:r>
+      <w:proofErr w:type="spellEnd"/>
+      <w:r>
+        <w:rPr>
+          <w:rStyle w:val="HTMLCode"/>
+        </w:rPr>
+        <w:t>(</w:t>
       </w:r>
       <w:proofErr w:type="gramEnd"/>
       <w:r>
-        <w:t>"cough not detected") as a 200-level result with reason; system problems return 5xx.</w:t>
+        <w:rPr>
+          <w:rStyle w:val="HTMLCode"/>
+        </w:rPr>
+        <w:t>)</w:t>
+      </w:r>
+      <w:r>
+        <w:t xml:space="preserve">, sample rate and channel selection. - </w:t>
+      </w:r>
+      <w:proofErr w:type="spellStart"/>
+      <w:proofErr w:type="gramStart"/>
+      <w:r>
+        <w:rPr>
+          <w:rStyle w:val="HTMLCode"/>
+        </w:rPr>
+        <w:t>releaseMic</w:t>
+      </w:r>
+      <w:proofErr w:type="spellEnd"/>
+      <w:r>
+        <w:rPr>
+          <w:rStyle w:val="HTMLCode"/>
+        </w:rPr>
+        <w:t>(</w:t>
+      </w:r>
+      <w:proofErr w:type="gramEnd"/>
+      <w:r>
+        <w:rPr>
+          <w:rStyle w:val="HTMLCode"/>
+        </w:rPr>
+        <w:t>)</w:t>
+      </w:r>
+      <w:r>
+        <w:t>, teardown after stop or navigation.</w:t>
       </w:r>
     </w:p>
     <w:p>
@@ -4316,858 +5230,28 @@
         <w:rPr>
           <w:rStyle w:val="Strong"/>
         </w:rPr>
-        <w:t>Result Processor</w:t>
-      </w:r>
-      <w:r>
-        <w:t xml:space="preserve"> - Responsibility: interpretation and formatting of model output. - Key methods: - </w:t>
-      </w:r>
-      <w:proofErr w:type="spellStart"/>
-      <w:r>
-        <w:rPr>
-          <w:rStyle w:val="HTMLCode"/>
-        </w:rPr>
-        <w:t>interpretModelOutput</w:t>
-      </w:r>
-      <w:proofErr w:type="spellEnd"/>
-      <w:r>
-        <w:rPr>
-          <w:rStyle w:val="HTMLCode"/>
-        </w:rPr>
-        <w:t>(</w:t>
-      </w:r>
-      <w:proofErr w:type="spellStart"/>
-      <w:r>
-        <w:rPr>
-          <w:rStyle w:val="HTMLCode"/>
-        </w:rPr>
-        <w:t>voteResult</w:t>
-      </w:r>
-      <w:proofErr w:type="spellEnd"/>
-      <w:r>
-        <w:rPr>
-          <w:rStyle w:val="HTMLCode"/>
-        </w:rPr>
-        <w:t>)</w:t>
-      </w:r>
-      <w:r>
-        <w:t xml:space="preserve">, aggregated vote + mean sigmoid vector → risk level. - </w:t>
-      </w:r>
-      <w:proofErr w:type="spellStart"/>
-      <w:r>
-        <w:rPr>
-          <w:rStyle w:val="HTMLCode"/>
-        </w:rPr>
-        <w:t>applyConfidenceGate</w:t>
-      </w:r>
-      <w:proofErr w:type="spellEnd"/>
-      <w:r>
-        <w:rPr>
-          <w:rStyle w:val="HTMLCode"/>
-        </w:rPr>
-        <w:t>(confidence)</w:t>
-      </w:r>
-      <w:r>
-        <w:t xml:space="preserve">, below-threshold → Inconclusive. - </w:t>
-      </w:r>
-      <w:proofErr w:type="spellStart"/>
-      <w:r>
-        <w:rPr>
-          <w:rStyle w:val="HTMLCode"/>
-        </w:rPr>
-        <w:t>formatForDisplay</w:t>
-      </w:r>
-      <w:proofErr w:type="spellEnd"/>
-      <w:r>
-        <w:rPr>
-          <w:rStyle w:val="HTMLCode"/>
-        </w:rPr>
-        <w:t>(result)</w:t>
-      </w:r>
-      <w:r>
-        <w:t xml:space="preserve">, assemble the user-facing result object including </w:t>
-      </w:r>
-      <w:r>
-        <w:rPr>
-          <w:rStyle w:val="HTMLCode"/>
-        </w:rPr>
-        <w:t>vote</w:t>
-      </w:r>
-      <w:r>
-        <w:t xml:space="preserve"> and </w:t>
-      </w:r>
-      <w:proofErr w:type="spellStart"/>
-      <w:r>
-        <w:rPr>
-          <w:rStyle w:val="HTMLCode"/>
-        </w:rPr>
-        <w:t>per_cough</w:t>
-      </w:r>
-      <w:proofErr w:type="spellEnd"/>
-      <w:r>
-        <w:t>.</w:t>
-      </w:r>
-    </w:p>
-    <w:p>
-      <w:pPr>
-        <w:pStyle w:val="Heading3"/>
-        <w:rPr>
-          <w:rFonts w:eastAsia="Times New Roman"/>
-        </w:rPr>
-      </w:pPr>
-      <w:r>
-        <w:rPr>
-          <w:rFonts w:eastAsia="Times New Roman"/>
-        </w:rPr>
-        <w:t>5.3 Machine Learning Layer Components</w:t>
-      </w:r>
-    </w:p>
-    <w:p>
-      <w:pPr>
-        <w:pStyle w:val="NormalWeb"/>
-      </w:pPr>
-      <w:r>
-        <w:rPr>
-          <w:rStyle w:val="Strong"/>
-        </w:rPr>
-        <w:t>Model Loader</w:t>
-      </w:r>
-      <w:r>
-        <w:t xml:space="preserve"> - Responsibility: model lifecycle on the server. - Key methods: - </w:t>
-      </w:r>
-      <w:proofErr w:type="spellStart"/>
-      <w:proofErr w:type="gramStart"/>
-      <w:r>
-        <w:rPr>
-          <w:rStyle w:val="HTMLCode"/>
-        </w:rPr>
-        <w:t>loadModel</w:t>
-      </w:r>
-      <w:proofErr w:type="spellEnd"/>
-      <w:r>
-        <w:rPr>
-          <w:rStyle w:val="HTMLCode"/>
-        </w:rPr>
-        <w:t>(</w:t>
-      </w:r>
-      <w:proofErr w:type="gramEnd"/>
-      <w:r>
-        <w:rPr>
-          <w:rStyle w:val="HTMLCode"/>
-        </w:rPr>
-        <w:t>)</w:t>
-      </w:r>
-      <w:r>
-        <w:t xml:space="preserve">, load </w:t>
-      </w:r>
-      <w:r>
-        <w:rPr>
-          <w:rStyle w:val="HTMLCode"/>
-        </w:rPr>
-        <w:t>.pt</w:t>
-      </w:r>
-      <w:r>
-        <w:t xml:space="preserve"> (</w:t>
-      </w:r>
-      <w:proofErr w:type="gramStart"/>
-      <w:r>
-        <w:t xml:space="preserve">or </w:t>
-      </w:r>
-      <w:r>
-        <w:rPr>
-          <w:rStyle w:val="HTMLCode"/>
-        </w:rPr>
-        <w:t>.</w:t>
-      </w:r>
-      <w:proofErr w:type="spellStart"/>
-      <w:r>
-        <w:rPr>
-          <w:rStyle w:val="HTMLCode"/>
-        </w:rPr>
-        <w:t>onnx</w:t>
-      </w:r>
-      <w:proofErr w:type="spellEnd"/>
-      <w:proofErr w:type="gramEnd"/>
-      <w:r>
-        <w:t xml:space="preserve">) once at startup. - </w:t>
-      </w:r>
-      <w:proofErr w:type="spellStart"/>
-      <w:proofErr w:type="gramStart"/>
-      <w:r>
-        <w:rPr>
-          <w:rStyle w:val="HTMLCode"/>
-        </w:rPr>
-        <w:t>verifyModelIntegrity</w:t>
-      </w:r>
-      <w:proofErr w:type="spellEnd"/>
-      <w:r>
-        <w:rPr>
-          <w:rStyle w:val="HTMLCode"/>
-        </w:rPr>
-        <w:t>(</w:t>
-      </w:r>
-      <w:proofErr w:type="gramEnd"/>
-      <w:r>
-        <w:rPr>
-          <w:rStyle w:val="HTMLCode"/>
-        </w:rPr>
-        <w:t>)</w:t>
-      </w:r>
-      <w:r>
-        <w:t xml:space="preserve">, checksum + smoke-test inference on a reference tensor. - </w:t>
-      </w:r>
-      <w:proofErr w:type="spellStart"/>
-      <w:proofErr w:type="gramStart"/>
-      <w:r>
-        <w:rPr>
-          <w:rStyle w:val="HTMLCode"/>
-        </w:rPr>
-        <w:t>optimizeInferenceSettings</w:t>
-      </w:r>
-      <w:proofErr w:type="spellEnd"/>
-      <w:r>
-        <w:rPr>
-          <w:rStyle w:val="HTMLCode"/>
-        </w:rPr>
-        <w:t>(</w:t>
-      </w:r>
-      <w:proofErr w:type="gramEnd"/>
-      <w:r>
-        <w:rPr>
-          <w:rStyle w:val="HTMLCode"/>
-        </w:rPr>
-        <w:t>)</w:t>
+        <w:t>Storage Manager (browser)</w:t>
+      </w:r>
+      <w:r>
+        <w:t xml:space="preserve"> - Responsibility: local persistence and retrieval. - Key methods: - </w:t>
+      </w:r>
+      <w:proofErr w:type="spellStart"/>
+      <w:r>
+        <w:rPr>
+          <w:rStyle w:val="HTMLCode"/>
+        </w:rPr>
+        <w:t>saveAnalysis</w:t>
+      </w:r>
+      <w:proofErr w:type="spellEnd"/>
+      <w:r>
+        <w:rPr>
+          <w:rStyle w:val="HTMLCode"/>
+        </w:rPr>
+        <w:t>(record)</w:t>
       </w:r>
       <w:r>
         <w:t xml:space="preserve">, </w:t>
       </w:r>
-      <w:proofErr w:type="gramStart"/>
-      <w:r>
-        <w:rPr>
-          <w:rStyle w:val="HTMLCode"/>
-        </w:rPr>
-        <w:t>eval(</w:t>
-      </w:r>
-      <w:proofErr w:type="gramEnd"/>
-      <w:r>
-        <w:rPr>
-          <w:rStyle w:val="HTMLCode"/>
-        </w:rPr>
-        <w:t>)</w:t>
-      </w:r>
-      <w:r>
-        <w:t xml:space="preserve"> mode, </w:t>
-      </w:r>
-      <w:proofErr w:type="spellStart"/>
-      <w:proofErr w:type="gramStart"/>
-      <w:r>
-        <w:rPr>
-          <w:rStyle w:val="HTMLCode"/>
-        </w:rPr>
-        <w:t>torch.inference</w:t>
-      </w:r>
-      <w:proofErr w:type="gramEnd"/>
-      <w:r>
-        <w:rPr>
-          <w:rStyle w:val="HTMLCode"/>
-        </w:rPr>
-        <w:t>_</w:t>
-      </w:r>
-      <w:proofErr w:type="gramStart"/>
-      <w:r>
-        <w:rPr>
-          <w:rStyle w:val="HTMLCode"/>
-        </w:rPr>
-        <w:t>mode</w:t>
-      </w:r>
-      <w:proofErr w:type="spellEnd"/>
-      <w:r>
-        <w:rPr>
-          <w:rStyle w:val="HTMLCode"/>
-        </w:rPr>
-        <w:t>(</w:t>
-      </w:r>
-      <w:proofErr w:type="gramEnd"/>
-      <w:r>
-        <w:rPr>
-          <w:rStyle w:val="HTMLCode"/>
-        </w:rPr>
-        <w:t>)</w:t>
-      </w:r>
-      <w:r>
-        <w:t>, optional half-precision on GPU.</w:t>
-      </w:r>
-    </w:p>
-    <w:p>
-      <w:pPr>
-        <w:pStyle w:val="NormalWeb"/>
-      </w:pPr>
-      <w:r>
-        <w:rPr>
-          <w:rStyle w:val="Strong"/>
-        </w:rPr>
-        <w:t>Cough Presence Detector</w:t>
-      </w:r>
-      <w:r>
-        <w:t xml:space="preserve"> - Responsibility: reject non-cough audio </w:t>
-      </w:r>
-      <w:r>
-        <w:rPr>
-          <w:rStyle w:val="Emphasis"/>
-        </w:rPr>
-        <w:t>before</w:t>
-      </w:r>
-      <w:r>
-        <w:t xml:space="preserve"> any segmentation work. - Key methods: - </w:t>
-      </w:r>
-      <w:proofErr w:type="spellStart"/>
-      <w:proofErr w:type="gramStart"/>
-      <w:r>
-        <w:rPr>
-          <w:rStyle w:val="HTMLCode"/>
-        </w:rPr>
-        <w:t>loadDetector</w:t>
-      </w:r>
-      <w:proofErr w:type="spellEnd"/>
-      <w:r>
-        <w:rPr>
-          <w:rStyle w:val="HTMLCode"/>
-        </w:rPr>
-        <w:t>(</w:t>
-      </w:r>
-      <w:proofErr w:type="gramEnd"/>
-      <w:r>
-        <w:rPr>
-          <w:rStyle w:val="HTMLCode"/>
-        </w:rPr>
-        <w:t>)</w:t>
-      </w:r>
-      <w:r>
-        <w:t xml:space="preserve">, load the pretrained </w:t>
-      </w:r>
-      <w:proofErr w:type="spellStart"/>
-      <w:r>
-        <w:t>XGBoost</w:t>
-      </w:r>
-      <w:proofErr w:type="spellEnd"/>
-      <w:r>
-        <w:t xml:space="preserve"> cough/no-cough classifier shipped with the </w:t>
-      </w:r>
-      <w:proofErr w:type="spellStart"/>
-      <w:r>
-        <w:t>CoughVid</w:t>
-      </w:r>
-      <w:proofErr w:type="spellEnd"/>
-      <w:r>
-        <w:t xml:space="preserve"> repository (no training on our side). - </w:t>
-      </w:r>
-      <w:proofErr w:type="spellStart"/>
-      <w:r>
-        <w:rPr>
-          <w:rStyle w:val="HTMLCode"/>
-        </w:rPr>
-        <w:t>detectCough</w:t>
-      </w:r>
-      <w:proofErr w:type="spellEnd"/>
-      <w:r>
-        <w:rPr>
-          <w:rStyle w:val="HTMLCode"/>
-        </w:rPr>
-        <w:t>(clip)</w:t>
-      </w:r>
-      <w:r>
-        <w:t xml:space="preserve">, returns pass/fail + score; fail short-circuits the pipeline to </w:t>
-      </w:r>
-      <w:proofErr w:type="gramStart"/>
-      <w:r>
-        <w:t>Inconclusive(</w:t>
-      </w:r>
-      <w:proofErr w:type="gramEnd"/>
-      <w:r>
-        <w:t>"cough not detected").</w:t>
-      </w:r>
-    </w:p>
-    <w:p>
-      <w:pPr>
-        <w:pStyle w:val="NormalWeb"/>
-      </w:pPr>
-      <w:r>
-        <w:rPr>
-          <w:rStyle w:val="Strong"/>
-        </w:rPr>
-        <w:t>Audio Preprocessor</w:t>
-      </w:r>
-      <w:r>
-        <w:t xml:space="preserve"> - Responsibility: raw clip → three analyzable segments. - Key methods: - </w:t>
-      </w:r>
-      <w:proofErr w:type="spellStart"/>
-      <w:r>
-        <w:rPr>
-          <w:rStyle w:val="HTMLCode"/>
-        </w:rPr>
-        <w:t>validateQuality</w:t>
-      </w:r>
-      <w:proofErr w:type="spellEnd"/>
-      <w:r>
-        <w:rPr>
-          <w:rStyle w:val="HTMLCode"/>
-        </w:rPr>
-        <w:t>(clip)</w:t>
-      </w:r>
-      <w:r>
-        <w:t xml:space="preserve">, SNR estimate, clipping ratio, duration bounds; fails → Inconclusive with reason. - </w:t>
-      </w:r>
-      <w:proofErr w:type="spellStart"/>
-      <w:r>
-        <w:rPr>
-          <w:rStyle w:val="HTMLCode"/>
-        </w:rPr>
-        <w:t>detectCoughEvents</w:t>
-      </w:r>
-      <w:proofErr w:type="spellEnd"/>
-      <w:r>
-        <w:rPr>
-          <w:rStyle w:val="HTMLCode"/>
-        </w:rPr>
-        <w:t>(clip)</w:t>
-      </w:r>
-      <w:r>
-        <w:t xml:space="preserve">, energy-based onset detection locating the cough events within the recording (expected: 3). - </w:t>
-      </w:r>
-      <w:proofErr w:type="spellStart"/>
-      <w:r>
-        <w:rPr>
-          <w:rStyle w:val="HTMLCode"/>
-        </w:rPr>
-        <w:t>extractSegments</w:t>
-      </w:r>
-      <w:proofErr w:type="spellEnd"/>
-      <w:r>
-        <w:rPr>
-          <w:rStyle w:val="HTMLCode"/>
-        </w:rPr>
-        <w:t>(clip)</w:t>
-      </w:r>
-      <w:r>
-        <w:t xml:space="preserve">, cut one fixed 1 s window per cough event, onset-centered (window length from the 98.5th-percentile length experiment; see §7.1); pad events shorter than 1 s. - </w:t>
-      </w:r>
-      <w:r>
-        <w:rPr>
-          <w:rStyle w:val="HTMLCode"/>
-        </w:rPr>
-        <w:t>normalize(segment)</w:t>
-      </w:r>
-      <w:r>
-        <w:t>, amplitude normalization and resampling to the training sample rate.</w:t>
-      </w:r>
-    </w:p>
-    <w:p>
-      <w:pPr>
-        <w:pStyle w:val="NormalWeb"/>
-      </w:pPr>
-      <w:r>
-        <w:rPr>
-          <w:rStyle w:val="Strong"/>
-        </w:rPr>
-        <w:t>Feature Extractor</w:t>
-      </w:r>
-      <w:r>
-        <w:t xml:space="preserve"> - Responsibility: segment → model input (runs once per segment, ×3). - Key methods: - </w:t>
-      </w:r>
-      <w:proofErr w:type="spellStart"/>
-      <w:r>
-        <w:rPr>
-          <w:rStyle w:val="HTMLCode"/>
-        </w:rPr>
-        <w:t>computeMelSpectrogram</w:t>
-      </w:r>
-      <w:proofErr w:type="spellEnd"/>
-      <w:r>
-        <w:rPr>
-          <w:rStyle w:val="HTMLCode"/>
-        </w:rPr>
-        <w:t>(segment)</w:t>
-      </w:r>
-      <w:r>
-        <w:t xml:space="preserve">, log-Mel power spectrogram. - </w:t>
-      </w:r>
-      <w:proofErr w:type="spellStart"/>
-      <w:r>
-        <w:rPr>
-          <w:rStyle w:val="HTMLCode"/>
-        </w:rPr>
-        <w:t>computeMFCCs</w:t>
-      </w:r>
-      <w:proofErr w:type="spellEnd"/>
-      <w:r>
-        <w:rPr>
-          <w:rStyle w:val="HTMLCode"/>
-        </w:rPr>
-        <w:t>(segment)</w:t>
-      </w:r>
-      <w:r>
-        <w:t xml:space="preserve">, cepstral coefficients from log-Mel energies. - </w:t>
-      </w:r>
-      <w:proofErr w:type="spellStart"/>
-      <w:proofErr w:type="gramStart"/>
-      <w:r>
-        <w:rPr>
-          <w:rStyle w:val="HTMLCode"/>
-        </w:rPr>
-        <w:t>fuseFeatures</w:t>
-      </w:r>
-      <w:proofErr w:type="spellEnd"/>
-      <w:r>
-        <w:rPr>
-          <w:rStyle w:val="HTMLCode"/>
-        </w:rPr>
-        <w:t>(</w:t>
-      </w:r>
-      <w:proofErr w:type="gramEnd"/>
-      <w:r>
-        <w:rPr>
-          <w:rStyle w:val="HTMLCode"/>
-        </w:rPr>
-        <w:t xml:space="preserve">mel, </w:t>
-      </w:r>
-      <w:proofErr w:type="spellStart"/>
-      <w:r>
-        <w:rPr>
-          <w:rStyle w:val="HTMLCode"/>
-        </w:rPr>
-        <w:t>mfcc</w:t>
-      </w:r>
-      <w:proofErr w:type="spellEnd"/>
-      <w:r>
-        <w:rPr>
-          <w:rStyle w:val="HTMLCode"/>
-        </w:rPr>
-        <w:t>)</w:t>
-      </w:r>
-      <w:r>
-        <w:t>, stack into the joint representation the classifier consumes (fusion point fixed at training time; see §7.2).</w:t>
-      </w:r>
-    </w:p>
-    <w:p>
-      <w:pPr>
-        <w:pStyle w:val="NormalWeb"/>
-      </w:pPr>
-      <w:r>
-        <w:rPr>
-          <w:rStyle w:val="Strong"/>
-        </w:rPr>
-        <w:t>Prediction Interpreter</w:t>
-      </w:r>
-      <w:r>
-        <w:t xml:space="preserve"> - Responsibility: model output → assessment. - Key methods: - </w:t>
-      </w:r>
-      <w:proofErr w:type="spellStart"/>
-      <w:r>
-        <w:rPr>
-          <w:rStyle w:val="HTMLCode"/>
-        </w:rPr>
-        <w:t>applySigmoid</w:t>
-      </w:r>
-      <w:proofErr w:type="spellEnd"/>
-      <w:r>
-        <w:rPr>
-          <w:rStyle w:val="HTMLCode"/>
-        </w:rPr>
-        <w:t>(logits)</w:t>
-      </w:r>
-      <w:r>
-        <w:t xml:space="preserve">, elementwise sigmoid over the 3 output logits (independent </w:t>
-      </w:r>
-      <w:proofErr w:type="spellStart"/>
-      <w:r>
-        <w:t>sigmoids</w:t>
-      </w:r>
-      <w:proofErr w:type="spellEnd"/>
-      <w:r>
-        <w:t xml:space="preserve">; they do </w:t>
-      </w:r>
-      <w:r>
-        <w:rPr>
-          <w:rStyle w:val="Strong"/>
-        </w:rPr>
-        <w:t>not</w:t>
-      </w:r>
-      <w:r>
-        <w:t xml:space="preserve"> sum to 1). - </w:t>
-      </w:r>
-      <w:proofErr w:type="spellStart"/>
-      <w:r>
-        <w:rPr>
-          <w:rStyle w:val="HTMLCode"/>
-        </w:rPr>
-        <w:t>classifyCough</w:t>
-      </w:r>
-      <w:proofErr w:type="spellEnd"/>
-      <w:r>
-        <w:rPr>
-          <w:rStyle w:val="HTMLCode"/>
-        </w:rPr>
-        <w:t>(logits)</w:t>
-      </w:r>
-      <w:r>
-        <w:t xml:space="preserve">, per-cough class = argmax of the 3 sigmoid outputs. - </w:t>
-      </w:r>
-      <w:proofErr w:type="spellStart"/>
-      <w:r>
-        <w:rPr>
-          <w:rStyle w:val="HTMLCode"/>
-        </w:rPr>
-        <w:t>aggregateVotes</w:t>
-      </w:r>
-      <w:proofErr w:type="spellEnd"/>
-      <w:r>
-        <w:rPr>
-          <w:rStyle w:val="HTMLCode"/>
-        </w:rPr>
-        <w:t>(</w:t>
-      </w:r>
-      <w:proofErr w:type="spellStart"/>
-      <w:r>
-        <w:rPr>
-          <w:rStyle w:val="HTMLCode"/>
-        </w:rPr>
-        <w:t>perCough</w:t>
-      </w:r>
-      <w:proofErr w:type="spellEnd"/>
-      <w:r>
-        <w:rPr>
-          <w:rStyle w:val="HTMLCode"/>
-        </w:rPr>
-        <w:t>)</w:t>
-      </w:r>
-      <w:r>
-        <w:t xml:space="preserve">, majority vote across the 3 coughs; 1-1-1 split → argmax of the mean sigmoid vector. - </w:t>
-      </w:r>
-      <w:proofErr w:type="spellStart"/>
-      <w:r>
-        <w:rPr>
-          <w:rStyle w:val="HTMLCode"/>
-        </w:rPr>
-        <w:t>calculateConfidence</w:t>
-      </w:r>
-      <w:proofErr w:type="spellEnd"/>
-      <w:r>
-        <w:rPr>
-          <w:rStyle w:val="HTMLCode"/>
-        </w:rPr>
-        <w:t>(vote)</w:t>
-      </w:r>
-      <w:r>
-        <w:t xml:space="preserve">, mean sigmoid value of the winning class across the 3 coughs; used by the confidence gate. - </w:t>
-      </w:r>
-      <w:proofErr w:type="spellStart"/>
-      <w:proofErr w:type="gramStart"/>
-      <w:r>
-        <w:rPr>
-          <w:rStyle w:val="HTMLCode"/>
-        </w:rPr>
-        <w:t>assignRiskLevel</w:t>
-      </w:r>
-      <w:proofErr w:type="spellEnd"/>
-      <w:r>
-        <w:rPr>
-          <w:rStyle w:val="HTMLCode"/>
-        </w:rPr>
-        <w:t>(</w:t>
-      </w:r>
-      <w:proofErr w:type="gramEnd"/>
-      <w:r>
-        <w:rPr>
-          <w:rStyle w:val="HTMLCode"/>
-        </w:rPr>
-        <w:t xml:space="preserve">vote, </w:t>
-      </w:r>
-      <w:proofErr w:type="spellStart"/>
-      <w:r>
-        <w:rPr>
-          <w:rStyle w:val="HTMLCode"/>
-        </w:rPr>
-        <w:lastRenderedPageBreak/>
-        <w:t>meanSigmoid</w:t>
-      </w:r>
-      <w:proofErr w:type="spellEnd"/>
-      <w:r>
-        <w:rPr>
-          <w:rStyle w:val="HTMLCode"/>
-        </w:rPr>
-        <w:t>)</w:t>
-      </w:r>
-      <w:r>
-        <w:t>, risk level from the vote winner (</w:t>
-      </w:r>
-      <w:proofErr w:type="spellStart"/>
-      <w:r>
-        <w:t>Negative→LOW</w:t>
-      </w:r>
-      <w:proofErr w:type="spellEnd"/>
-      <w:r>
-        <w:t xml:space="preserve">, </w:t>
-      </w:r>
-      <w:proofErr w:type="spellStart"/>
-      <w:r>
-        <w:t>Uncertain→MEDIUM</w:t>
-      </w:r>
-      <w:proofErr w:type="spellEnd"/>
-      <w:r>
-        <w:t xml:space="preserve">, </w:t>
-      </w:r>
-      <w:proofErr w:type="spellStart"/>
-      <w:r>
-        <w:t>Positive→split</w:t>
-      </w:r>
-      <w:proofErr w:type="spellEnd"/>
-      <w:r>
-        <w:t xml:space="preserve"> on mean Positive signal ≥0.65→HIGH else MEDIUM); see §7.3.</w:t>
-      </w:r>
-    </w:p>
-    <w:p>
-      <w:pPr>
-        <w:pStyle w:val="Heading3"/>
-        <w:rPr>
-          <w:rFonts w:eastAsia="Times New Roman"/>
-        </w:rPr>
-      </w:pPr>
-      <w:r>
-        <w:rPr>
-          <w:rFonts w:eastAsia="Times New Roman"/>
-        </w:rPr>
-        <w:t>5.4 Device and Persistence Layer Components</w:t>
-      </w:r>
-    </w:p>
-    <w:p>
-      <w:pPr>
-        <w:pStyle w:val="NormalWeb"/>
-      </w:pPr>
-      <w:r>
-        <w:rPr>
-          <w:rStyle w:val="Strong"/>
-        </w:rPr>
-        <w:t>Microphone Interface (browser)</w:t>
-      </w:r>
-      <w:r>
-        <w:t xml:space="preserve"> - Responsibility: device audio access abstraction. - Key methods: - </w:t>
-      </w:r>
-      <w:proofErr w:type="spellStart"/>
-      <w:proofErr w:type="gramStart"/>
-      <w:r>
-        <w:rPr>
-          <w:rStyle w:val="HTMLCode"/>
-        </w:rPr>
-        <w:t>acquireMicPermission</w:t>
-      </w:r>
-      <w:proofErr w:type="spellEnd"/>
-      <w:r>
-        <w:rPr>
-          <w:rStyle w:val="HTMLCode"/>
-        </w:rPr>
-        <w:t>(</w:t>
-      </w:r>
-      <w:proofErr w:type="gramEnd"/>
-      <w:r>
-        <w:rPr>
-          <w:rStyle w:val="HTMLCode"/>
-        </w:rPr>
-        <w:t>)</w:t>
-      </w:r>
-      <w:r>
-        <w:t xml:space="preserve">, </w:t>
-      </w:r>
-      <w:proofErr w:type="spellStart"/>
-      <w:r>
-        <w:rPr>
-          <w:rStyle w:val="HTMLCode"/>
-        </w:rPr>
-        <w:t>getUserMedia</w:t>
-      </w:r>
-      <w:proofErr w:type="spellEnd"/>
-      <w:r>
-        <w:t xml:space="preserve"> with graceful denial handling. - </w:t>
-      </w:r>
-      <w:proofErr w:type="spellStart"/>
-      <w:proofErr w:type="gramStart"/>
-      <w:r>
-        <w:rPr>
-          <w:rStyle w:val="HTMLCode"/>
-        </w:rPr>
-        <w:t>configureCapture</w:t>
-      </w:r>
-      <w:proofErr w:type="spellEnd"/>
-      <w:r>
-        <w:rPr>
-          <w:rStyle w:val="HTMLCode"/>
-        </w:rPr>
-        <w:t>(</w:t>
-      </w:r>
-      <w:proofErr w:type="gramEnd"/>
-      <w:r>
-        <w:rPr>
-          <w:rStyle w:val="HTMLCode"/>
-        </w:rPr>
-        <w:t>)</w:t>
-      </w:r>
-      <w:r>
-        <w:t xml:space="preserve">, sample rate and channel selection. - </w:t>
-      </w:r>
-      <w:proofErr w:type="spellStart"/>
-      <w:proofErr w:type="gramStart"/>
-      <w:r>
-        <w:rPr>
-          <w:rStyle w:val="HTMLCode"/>
-        </w:rPr>
-        <w:t>releaseMic</w:t>
-      </w:r>
-      <w:proofErr w:type="spellEnd"/>
-      <w:r>
-        <w:rPr>
-          <w:rStyle w:val="HTMLCode"/>
-        </w:rPr>
-        <w:t>(</w:t>
-      </w:r>
-      <w:proofErr w:type="gramEnd"/>
-      <w:r>
-        <w:rPr>
-          <w:rStyle w:val="HTMLCode"/>
-        </w:rPr>
-        <w:t>)</w:t>
-      </w:r>
-      <w:r>
-        <w:t>, teardown after stop or navigation.</w:t>
-      </w:r>
-    </w:p>
-    <w:p>
-      <w:pPr>
-        <w:pStyle w:val="NormalWeb"/>
-      </w:pPr>
-      <w:r>
-        <w:rPr>
-          <w:rStyle w:val="Strong"/>
-        </w:rPr>
-        <w:t>Storage Manager (browser)</w:t>
-      </w:r>
-      <w:r>
-        <w:t xml:space="preserve"> - Responsibility: local persistence and retrieval. - Key methods: - </w:t>
-      </w:r>
-      <w:proofErr w:type="spellStart"/>
-      <w:r>
-        <w:rPr>
-          <w:rStyle w:val="HTMLCode"/>
-        </w:rPr>
-        <w:t>saveAnalysis</w:t>
-      </w:r>
-      <w:proofErr w:type="spellEnd"/>
-      <w:r>
-        <w:rPr>
-          <w:rStyle w:val="HTMLCode"/>
-        </w:rPr>
-        <w:t>(record)</w:t>
-      </w:r>
-      <w:r>
-        <w:t xml:space="preserve">, </w:t>
-      </w:r>
       <w:proofErr w:type="spellStart"/>
       <w:r>
         <w:t>IndexedDB</w:t>
@@ -5227,139 +5311,6 @@
       <w:r>
         <w:t>, retention enforcement.</w:t>
       </w:r>
-    </w:p>
-    <w:p>
-      <w:pPr>
-        <w:rPr>
-          <w:rFonts w:eastAsia="Times New Roman"/>
-        </w:rPr>
-      </w:pPr>
-    </w:p>
-    <w:p>
-      <w:pPr>
-        <w:rPr>
-          <w:rFonts w:eastAsia="Times New Roman"/>
-        </w:rPr>
-      </w:pPr>
-    </w:p>
-    <w:p>
-      <w:pPr>
-        <w:rPr>
-          <w:rFonts w:eastAsia="Times New Roman"/>
-        </w:rPr>
-      </w:pPr>
-    </w:p>
-    <w:p>
-      <w:pPr>
-        <w:rPr>
-          <w:rFonts w:eastAsia="Times New Roman"/>
-        </w:rPr>
-      </w:pPr>
-    </w:p>
-    <w:p>
-      <w:pPr>
-        <w:rPr>
-          <w:rFonts w:eastAsia="Times New Roman"/>
-        </w:rPr>
-      </w:pPr>
-    </w:p>
-    <w:p>
-      <w:pPr>
-        <w:rPr>
-          <w:rFonts w:eastAsia="Times New Roman"/>
-        </w:rPr>
-      </w:pPr>
-    </w:p>
-    <w:p>
-      <w:pPr>
-        <w:rPr>
-          <w:rFonts w:eastAsia="Times New Roman"/>
-        </w:rPr>
-      </w:pPr>
-    </w:p>
-    <w:p>
-      <w:pPr>
-        <w:rPr>
-          <w:rFonts w:eastAsia="Times New Roman"/>
-        </w:rPr>
-      </w:pPr>
-    </w:p>
-    <w:p>
-      <w:pPr>
-        <w:rPr>
-          <w:rFonts w:eastAsia="Times New Roman"/>
-        </w:rPr>
-      </w:pPr>
-    </w:p>
-    <w:p>
-      <w:pPr>
-        <w:rPr>
-          <w:rFonts w:eastAsia="Times New Roman"/>
-        </w:rPr>
-      </w:pPr>
-    </w:p>
-    <w:p>
-      <w:pPr>
-        <w:rPr>
-          <w:rFonts w:eastAsia="Times New Roman"/>
-        </w:rPr>
-      </w:pPr>
-    </w:p>
-    <w:p>
-      <w:pPr>
-        <w:rPr>
-          <w:rFonts w:eastAsia="Times New Roman"/>
-        </w:rPr>
-      </w:pPr>
-    </w:p>
-    <w:p>
-      <w:pPr>
-        <w:rPr>
-          <w:rFonts w:eastAsia="Times New Roman"/>
-        </w:rPr>
-      </w:pPr>
-    </w:p>
-    <w:p>
-      <w:pPr>
-        <w:rPr>
-          <w:rFonts w:eastAsia="Times New Roman"/>
-        </w:rPr>
-      </w:pPr>
-    </w:p>
-    <w:p>
-      <w:pPr>
-        <w:rPr>
-          <w:rFonts w:eastAsia="Times New Roman"/>
-        </w:rPr>
-      </w:pPr>
-    </w:p>
-    <w:p>
-      <w:pPr>
-        <w:rPr>
-          <w:rFonts w:eastAsia="Times New Roman"/>
-        </w:rPr>
-      </w:pPr>
-    </w:p>
-    <w:p>
-      <w:pPr>
-        <w:rPr>
-          <w:rFonts w:eastAsia="Times New Roman"/>
-        </w:rPr>
-      </w:pPr>
-    </w:p>
-    <w:p>
-      <w:pPr>
-        <w:rPr>
-          <w:rFonts w:eastAsia="Times New Roman"/>
-        </w:rPr>
-      </w:pPr>
-    </w:p>
-    <w:p>
-      <w:pPr>
-        <w:rPr>
-          <w:rFonts w:eastAsia="Times New Roman"/>
-        </w:rPr>
-      </w:pPr>
     </w:p>
     <w:p>
       <w:pPr>
@@ -5602,35 +5553,12 @@
     <w:p>
       <w:pPr>
         <w:pStyle w:val="NormalWeb"/>
+      </w:pPr>
+      <w:r>
         <w:rPr>
           <w:rStyle w:val="Strong"/>
         </w:rPr>
-      </w:pPr>
-    </w:p>
-    <w:p>
-      <w:pPr>
-        <w:pStyle w:val="NormalWeb"/>
-        <w:rPr>
-          <w:rStyle w:val="Strong"/>
-        </w:rPr>
-      </w:pPr>
-    </w:p>
-    <w:p>
-      <w:pPr>
-        <w:pStyle w:val="NormalWeb"/>
-        <w:rPr>
-          <w:rStyle w:val="Strong"/>
-        </w:rPr>
-      </w:pPr>
-    </w:p>
-    <w:p>
-      <w:pPr>
-        <w:pStyle w:val="NormalWeb"/>
-      </w:pPr>
-      <w:r>
-        <w:rPr>
-          <w:rStyle w:val="Strong"/>
-        </w:rPr>
+        <w:lastRenderedPageBreak/>
         <w:t>Recorder Screen</w:t>
       </w:r>
     </w:p>
@@ -5703,6 +5631,30 @@
     <w:p>
       <w:pPr>
         <w:pStyle w:val="NormalWeb"/>
+        <w:rPr>
+          <w:rStyle w:val="Strong"/>
+        </w:rPr>
+      </w:pPr>
+    </w:p>
+    <w:p>
+      <w:pPr>
+        <w:pStyle w:val="NormalWeb"/>
+        <w:rPr>
+          <w:rStyle w:val="Strong"/>
+        </w:rPr>
+      </w:pPr>
+    </w:p>
+    <w:p>
+      <w:pPr>
+        <w:pStyle w:val="NormalWeb"/>
+        <w:rPr>
+          <w:rStyle w:val="Strong"/>
+        </w:rPr>
+      </w:pPr>
+    </w:p>
+    <w:p>
+      <w:pPr>
+        <w:pStyle w:val="NormalWeb"/>
       </w:pPr>
       <w:r>
         <w:rPr>
@@ -7336,20 +7288,12 @@
         </w:rPr>
         <w:t>ARGMAX(</w:t>
       </w:r>
-      <w:proofErr w:type="spellStart"/>
       <w:proofErr w:type="gramEnd"/>
       <w:r>
         <w:rPr>
           <w:rStyle w:val="HTMLCode"/>
         </w:rPr>
-        <w:t>sig_i</w:t>
-      </w:r>
-      <w:proofErr w:type="spellEnd"/>
-      <w:r>
-        <w:rPr>
-          <w:rStyle w:val="HTMLCode"/>
-        </w:rPr>
-        <w:t>)                 -- Negative/</w:t>
+        <w:t>sig_i)                 -- Negative/</w:t>
       </w:r>
     </w:p>
     <w:p>
